--- a/EX_6/EX_6_instructions.docx
+++ b/EX_6/EX_6_instructions.docx
@@ -29,7 +29,16 @@
           <w:color w:val="000000"/>
           <w:sz w:val="36"/>
         </w:rPr>
-        <w:t>Exercise 7</w:t>
+        <w:t xml:space="preserve">Exercise </w:t>
+      </w:r>
+      <w:r>
+        <w:rPr>
+          <w:rFonts w:ascii="Georgia" w:hAnsi="Georgia"/>
+          <w:b/>
+          <w:color w:val="000000"/>
+          <w:sz w:val="36"/>
+        </w:rPr>
+        <w:t>6</w:t>
       </w:r>
     </w:p>
     <w:p>
@@ -185,92 +194,17 @@
       <w:pPr>
         <w:pStyle w:val="NormalWeb"/>
       </w:pPr>
-      <w:proofErr w:type="spellStart"/>
       <w:r>
-        <w:t>Each</w:t>
-      </w:r>
-      <w:proofErr w:type="spellEnd"/>
-      <w:r>
-        <w:t xml:space="preserve"> </w:t>
-      </w:r>
-      <w:proofErr w:type="spellStart"/>
-      <w:r>
-        <w:t>group</w:t>
-      </w:r>
-      <w:proofErr w:type="spellEnd"/>
-      <w:r>
-        <w:t xml:space="preserve"> </w:t>
-      </w:r>
-      <w:proofErr w:type="spellStart"/>
-      <w:r>
-        <w:t>should</w:t>
-      </w:r>
-      <w:proofErr w:type="spellEnd"/>
-      <w:r>
-        <w:t xml:space="preserve"> </w:t>
-      </w:r>
-      <w:proofErr w:type="spellStart"/>
-      <w:r>
-        <w:t>choose</w:t>
-      </w:r>
-      <w:proofErr w:type="spellEnd"/>
-      <w:r>
-        <w:t xml:space="preserve"> </w:t>
+        <w:t xml:space="preserve">Each group should choose </w:t>
       </w:r>
       <w:r>
         <w:rPr>
           <w:rStyle w:val="Strong"/>
         </w:rPr>
-        <w:t>one cloud-</w:t>
+        <w:t>one cloud-based scenario</w:t>
       </w:r>
-      <w:proofErr w:type="spellStart"/>
       <w:r>
-        <w:rPr>
-          <w:rStyle w:val="Strong"/>
-        </w:rPr>
-        <w:t>based</w:t>
-      </w:r>
-      <w:proofErr w:type="spellEnd"/>
-      <w:r>
-        <w:rPr>
-          <w:rStyle w:val="Strong"/>
-        </w:rPr>
-        <w:t xml:space="preserve"> </w:t>
-      </w:r>
-      <w:proofErr w:type="spellStart"/>
-      <w:r>
-        <w:rPr>
-          <w:rStyle w:val="Strong"/>
-        </w:rPr>
-        <w:t>scenario</w:t>
-      </w:r>
-      <w:proofErr w:type="spellEnd"/>
-      <w:r>
-        <w:t xml:space="preserve"> </w:t>
-      </w:r>
-      <w:proofErr w:type="spellStart"/>
-      <w:r>
-        <w:t>from</w:t>
-      </w:r>
-      <w:proofErr w:type="spellEnd"/>
-      <w:r>
-        <w:t xml:space="preserve"> </w:t>
-      </w:r>
-      <w:proofErr w:type="spellStart"/>
-      <w:r>
-        <w:t>the</w:t>
-      </w:r>
-      <w:proofErr w:type="spellEnd"/>
-      <w:r>
-        <w:t xml:space="preserve"> list </w:t>
-      </w:r>
-      <w:proofErr w:type="spellStart"/>
-      <w:r>
-        <w:t>below</w:t>
-      </w:r>
-      <w:proofErr w:type="spellEnd"/>
-      <w:r>
-        <w:t>:</w:t>
+        <w:t xml:space="preserve"> from the list below:</w:t>
       </w:r>
     </w:p>
     <w:p>
@@ -389,96 +323,17 @@
       <w:pPr>
         <w:pStyle w:val="NormalWeb"/>
       </w:pPr>
-      <w:proofErr w:type="spellStart"/>
       <w:r>
-        <w:t>Identify</w:t>
-      </w:r>
-      <w:proofErr w:type="spellEnd"/>
-      <w:r>
-        <w:t xml:space="preserve"> </w:t>
+        <w:t xml:space="preserve">Identify </w:t>
       </w:r>
       <w:r>
         <w:rPr>
           <w:rStyle w:val="Strong"/>
         </w:rPr>
-        <w:t xml:space="preserve">3–5 </w:t>
-      </w:r>
-      <w:proofErr w:type="spellStart"/>
-      <w:r>
-        <w:rPr>
-          <w:rStyle w:val="Strong"/>
-        </w:rPr>
-        <w:t>important</w:t>
-      </w:r>
-      <w:proofErr w:type="spellEnd"/>
-      <w:r>
-        <w:rPr>
-          <w:rStyle w:val="Strong"/>
-        </w:rPr>
-        <w:t xml:space="preserve"> </w:t>
-      </w:r>
-      <w:proofErr w:type="spellStart"/>
-      <w:r>
-        <w:rPr>
-          <w:rStyle w:val="Strong"/>
-        </w:rPr>
-        <w:t>types</w:t>
-      </w:r>
-      <w:proofErr w:type="spellEnd"/>
-      <w:r>
-        <w:rPr>
-          <w:rStyle w:val="Strong"/>
-        </w:rPr>
-        <w:t xml:space="preserve"> </w:t>
-      </w:r>
-      <w:proofErr w:type="spellStart"/>
-      <w:r>
-        <w:rPr>
-          <w:rStyle w:val="Strong"/>
-        </w:rPr>
-        <w:t>of</w:t>
-      </w:r>
-      <w:proofErr w:type="spellEnd"/>
-      <w:r>
-        <w:rPr>
-          <w:rStyle w:val="Strong"/>
-        </w:rPr>
-        <w:t xml:space="preserve"> data</w:t>
+        <w:t>3–5 important types of data</w:t>
       </w:r>
       <w:r>
-        <w:t xml:space="preserve"> </w:t>
-      </w:r>
-      <w:proofErr w:type="spellStart"/>
-      <w:r>
-        <w:t>used</w:t>
-      </w:r>
-      <w:proofErr w:type="spellEnd"/>
-      <w:r>
-        <w:t xml:space="preserve"> </w:t>
-      </w:r>
-      <w:proofErr w:type="spellStart"/>
-      <w:r>
-        <w:t>in</w:t>
-      </w:r>
-      <w:proofErr w:type="spellEnd"/>
-      <w:r>
-        <w:t xml:space="preserve"> </w:t>
-      </w:r>
-      <w:proofErr w:type="spellStart"/>
-      <w:r>
-        <w:t>your</w:t>
-      </w:r>
-      <w:proofErr w:type="spellEnd"/>
-      <w:r>
-        <w:t xml:space="preserve"> </w:t>
-      </w:r>
-      <w:proofErr w:type="spellStart"/>
-      <w:r>
-        <w:t>scenario</w:t>
-      </w:r>
-      <w:proofErr w:type="spellEnd"/>
-      <w:r>
-        <w:t>.</w:t>
+        <w:t xml:space="preserve"> used in your scenario.</w:t>
       </w:r>
     </w:p>
     <w:p>
@@ -486,84 +341,15 @@
         <w:pStyle w:val="NormalWeb"/>
       </w:pPr>
       <w:r>
-        <w:t xml:space="preserve">For </w:t>
-      </w:r>
-      <w:proofErr w:type="spellStart"/>
-      <w:r>
-        <w:t>each</w:t>
-      </w:r>
-      <w:proofErr w:type="spellEnd"/>
-      <w:r>
-        <w:t xml:space="preserve"> data </w:t>
-      </w:r>
-      <w:proofErr w:type="spellStart"/>
-      <w:r>
-        <w:t>type</w:t>
-      </w:r>
-      <w:proofErr w:type="spellEnd"/>
-      <w:r>
-        <w:t xml:space="preserve">, </w:t>
-      </w:r>
-      <w:proofErr w:type="spellStart"/>
-      <w:r>
-        <w:t>briefly</w:t>
-      </w:r>
-      <w:proofErr w:type="spellEnd"/>
-      <w:r>
-        <w:t xml:space="preserve"> </w:t>
-      </w:r>
-      <w:proofErr w:type="spellStart"/>
-      <w:r>
-        <w:t>explain</w:t>
-      </w:r>
-      <w:proofErr w:type="spellEnd"/>
-      <w:r>
-        <w:t xml:space="preserve"> </w:t>
-      </w:r>
-      <w:proofErr w:type="spellStart"/>
-      <w:r>
-        <w:t>why</w:t>
-      </w:r>
-      <w:proofErr w:type="spellEnd"/>
-      <w:r>
-        <w:t xml:space="preserve"> </w:t>
-      </w:r>
-      <w:proofErr w:type="spellStart"/>
-      <w:r>
-        <w:t>it</w:t>
-      </w:r>
-      <w:proofErr w:type="spellEnd"/>
-      <w:r>
-        <w:t xml:space="preserve"> </w:t>
-      </w:r>
-      <w:proofErr w:type="spellStart"/>
-      <w:r>
-        <w:t>is</w:t>
-      </w:r>
-      <w:proofErr w:type="spellEnd"/>
-      <w:r>
-        <w:t xml:space="preserve"> </w:t>
-      </w:r>
-      <w:proofErr w:type="spellStart"/>
-      <w:r>
-        <w:t>important</w:t>
-      </w:r>
-      <w:proofErr w:type="spellEnd"/>
-      <w:r>
-        <w:t>.</w:t>
+        <w:t>For each data type, briefly explain why it is important.</w:t>
       </w:r>
     </w:p>
     <w:p>
       <w:pPr>
         <w:pStyle w:val="NormalWeb"/>
       </w:pPr>
-      <w:proofErr w:type="spellStart"/>
       <w:r>
-        <w:t>Example</w:t>
-      </w:r>
-      <w:proofErr w:type="spellEnd"/>
-      <w:r>
-        <w:t>:</w:t>
+        <w:t>Example:</w:t>
       </w:r>
     </w:p>
     <w:tbl>
@@ -743,138 +529,19 @@
       <w:pPr>
         <w:pStyle w:val="NormalWeb"/>
       </w:pPr>
-      <w:proofErr w:type="spellStart"/>
       <w:r>
-        <w:t>Create</w:t>
-      </w:r>
-      <w:proofErr w:type="spellEnd"/>
-      <w:r>
-        <w:t xml:space="preserve"> a </w:t>
-      </w:r>
-      <w:proofErr w:type="spellStart"/>
-      <w:r>
-        <w:t>simple</w:t>
-      </w:r>
-      <w:proofErr w:type="spellEnd"/>
-      <w:r>
-        <w:t xml:space="preserve"> data </w:t>
-      </w:r>
-      <w:proofErr w:type="spellStart"/>
-      <w:r>
-        <w:t>governance</w:t>
-      </w:r>
-      <w:proofErr w:type="spellEnd"/>
-      <w:r>
-        <w:t xml:space="preserve"> </w:t>
-      </w:r>
-      <w:proofErr w:type="spellStart"/>
-      <w:r>
-        <w:t>policy</w:t>
-      </w:r>
-      <w:proofErr w:type="spellEnd"/>
-      <w:r>
-        <w:t xml:space="preserve"> for </w:t>
-      </w:r>
-      <w:proofErr w:type="spellStart"/>
-      <w:r>
-        <w:t>your</w:t>
-      </w:r>
-      <w:proofErr w:type="spellEnd"/>
-      <w:r>
-        <w:t xml:space="preserve"> </w:t>
-      </w:r>
-      <w:proofErr w:type="spellStart"/>
-      <w:r>
-        <w:t>scenario</w:t>
-      </w:r>
-      <w:proofErr w:type="spellEnd"/>
-      <w:r>
-        <w:t>.</w:t>
+        <w:t>Create a simple data governance policy for your scenario.</w:t>
       </w:r>
       <w:r>
         <w:br/>
-        <w:t xml:space="preserve">For </w:t>
-      </w:r>
-      <w:proofErr w:type="spellStart"/>
-      <w:r>
-        <w:t>each</w:t>
-      </w:r>
-      <w:proofErr w:type="spellEnd"/>
-      <w:r>
-        <w:t xml:space="preserve"> </w:t>
-      </w:r>
-      <w:proofErr w:type="spellStart"/>
-      <w:r>
-        <w:t>area</w:t>
-      </w:r>
-      <w:proofErr w:type="spellEnd"/>
-      <w:r>
-        <w:t xml:space="preserve">, </w:t>
-      </w:r>
-      <w:proofErr w:type="spellStart"/>
-      <w:r>
-        <w:t>write</w:t>
-      </w:r>
-      <w:proofErr w:type="spellEnd"/>
-      <w:r>
-        <w:t xml:space="preserve"> </w:t>
+        <w:t xml:space="preserve">For each area, write </w:t>
       </w:r>
       <w:r>
         <w:rPr>
           <w:rStyle w:val="Strong"/>
         </w:rPr>
-        <w:t xml:space="preserve">one </w:t>
+        <w:t>one concrete rule or action</w:t>
       </w:r>
-      <w:proofErr w:type="spellStart"/>
-      <w:r>
-        <w:rPr>
-          <w:rStyle w:val="Strong"/>
-        </w:rPr>
-        <w:t>concrete</w:t>
-      </w:r>
-      <w:proofErr w:type="spellEnd"/>
-      <w:r>
-        <w:rPr>
-          <w:rStyle w:val="Strong"/>
-        </w:rPr>
-        <w:t xml:space="preserve"> </w:t>
-      </w:r>
-      <w:proofErr w:type="spellStart"/>
-      <w:r>
-        <w:rPr>
-          <w:rStyle w:val="Strong"/>
-        </w:rPr>
-        <w:t>rule</w:t>
-      </w:r>
-      <w:proofErr w:type="spellEnd"/>
-      <w:r>
-        <w:rPr>
-          <w:rStyle w:val="Strong"/>
-        </w:rPr>
-        <w:t xml:space="preserve"> </w:t>
-      </w:r>
-      <w:proofErr w:type="spellStart"/>
-      <w:r>
-        <w:rPr>
-          <w:rStyle w:val="Strong"/>
-        </w:rPr>
-        <w:t>or</w:t>
-      </w:r>
-      <w:proofErr w:type="spellEnd"/>
-      <w:r>
-        <w:rPr>
-          <w:rStyle w:val="Strong"/>
-        </w:rPr>
-        <w:t xml:space="preserve"> </w:t>
-      </w:r>
-      <w:proofErr w:type="spellStart"/>
-      <w:r>
-        <w:rPr>
-          <w:rStyle w:val="Strong"/>
-        </w:rPr>
-        <w:t>action</w:t>
-      </w:r>
-      <w:proofErr w:type="spellEnd"/>
       <w:r>
         <w:t>.</w:t>
       </w:r>
@@ -1113,37 +780,8 @@
       <w:pPr>
         <w:pStyle w:val="NormalWeb"/>
       </w:pPr>
-      <w:proofErr w:type="spellStart"/>
       <w:r>
-        <w:t>Each</w:t>
-      </w:r>
-      <w:proofErr w:type="spellEnd"/>
-      <w:r>
-        <w:t xml:space="preserve"> </w:t>
-      </w:r>
-      <w:proofErr w:type="spellStart"/>
-      <w:r>
-        <w:t>group</w:t>
-      </w:r>
-      <w:proofErr w:type="spellEnd"/>
-      <w:r>
-        <w:t xml:space="preserve"> </w:t>
-      </w:r>
-      <w:proofErr w:type="spellStart"/>
-      <w:r>
-        <w:t>member</w:t>
-      </w:r>
-      <w:proofErr w:type="spellEnd"/>
-      <w:r>
-        <w:t xml:space="preserve"> </w:t>
-      </w:r>
-      <w:proofErr w:type="spellStart"/>
-      <w:r>
-        <w:t>should</w:t>
-      </w:r>
-      <w:proofErr w:type="spellEnd"/>
-      <w:r>
-        <w:t xml:space="preserve"> take one role.</w:t>
+        <w:t>Each group member should take one role.</w:t>
       </w:r>
     </w:p>
     <w:tbl>
@@ -1376,103 +1014,7 @@
       </w:pPr>
       <w:r>
         <w:lastRenderedPageBreak/>
-        <w:t xml:space="preserve">In </w:t>
-      </w:r>
-      <w:proofErr w:type="spellStart"/>
-      <w:r>
-        <w:t>your</w:t>
-      </w:r>
-      <w:proofErr w:type="spellEnd"/>
-      <w:r>
-        <w:t xml:space="preserve"> </w:t>
-      </w:r>
-      <w:proofErr w:type="spellStart"/>
-      <w:r>
-        <w:t>final</w:t>
-      </w:r>
-      <w:proofErr w:type="spellEnd"/>
-      <w:r>
-        <w:t xml:space="preserve"> </w:t>
-      </w:r>
-      <w:proofErr w:type="spellStart"/>
-      <w:r>
-        <w:t>answer</w:t>
-      </w:r>
-      <w:proofErr w:type="spellEnd"/>
-      <w:r>
-        <w:t xml:space="preserve">, </w:t>
-      </w:r>
-      <w:proofErr w:type="spellStart"/>
-      <w:r>
-        <w:t>briefly</w:t>
-      </w:r>
-      <w:proofErr w:type="spellEnd"/>
-      <w:r>
-        <w:t xml:space="preserve"> </w:t>
-      </w:r>
-      <w:proofErr w:type="spellStart"/>
-      <w:r>
-        <w:t>explain</w:t>
-      </w:r>
-      <w:proofErr w:type="spellEnd"/>
-      <w:r>
-        <w:t xml:space="preserve"> </w:t>
-      </w:r>
-      <w:proofErr w:type="spellStart"/>
-      <w:r>
-        <w:t>what</w:t>
-      </w:r>
-      <w:proofErr w:type="spellEnd"/>
-      <w:r>
-        <w:t xml:space="preserve"> </w:t>
-      </w:r>
-      <w:proofErr w:type="spellStart"/>
-      <w:r>
-        <w:t>each</w:t>
-      </w:r>
-      <w:proofErr w:type="spellEnd"/>
-      <w:r>
-        <w:t xml:space="preserve"> role </w:t>
-      </w:r>
-      <w:proofErr w:type="spellStart"/>
-      <w:r>
-        <w:t>would</w:t>
-      </w:r>
-      <w:proofErr w:type="spellEnd"/>
-      <w:r>
-        <w:t xml:space="preserve"> do </w:t>
-      </w:r>
-      <w:proofErr w:type="spellStart"/>
-      <w:r>
-        <w:t>in</w:t>
-      </w:r>
-      <w:proofErr w:type="spellEnd"/>
-      <w:r>
-        <w:t xml:space="preserve"> </w:t>
-      </w:r>
-      <w:proofErr w:type="spellStart"/>
-      <w:r>
-        <w:t>your</w:t>
-      </w:r>
-      <w:proofErr w:type="spellEnd"/>
-      <w:r>
-        <w:t xml:space="preserve"> </w:t>
-      </w:r>
-      <w:proofErr w:type="spellStart"/>
-      <w:r>
-        <w:t>selected</w:t>
-      </w:r>
-      <w:proofErr w:type="spellEnd"/>
-      <w:r>
-        <w:t xml:space="preserve"> </w:t>
-      </w:r>
-      <w:proofErr w:type="spellStart"/>
-      <w:r>
-        <w:t>scenario</w:t>
-      </w:r>
-      <w:proofErr w:type="spellEnd"/>
-      <w:r>
-        <w:t>.</w:t>
+        <w:t>In your final answer, briefly explain what each role would do in your selected scenario.</w:t>
       </w:r>
     </w:p>
     <w:p/>
@@ -1495,142 +1037,10 @@
         <w:rPr>
           <w:rStyle w:val="Strong"/>
         </w:rPr>
-        <w:t xml:space="preserve">one </w:t>
+        <w:t>one or two existing data governance tools or platforms</w:t>
       </w:r>
-      <w:proofErr w:type="spellStart"/>
       <w:r>
-        <w:rPr>
-          <w:rStyle w:val="Strong"/>
-        </w:rPr>
-        <w:t>or</w:t>
-      </w:r>
-      <w:proofErr w:type="spellEnd"/>
-      <w:r>
-        <w:rPr>
-          <w:rStyle w:val="Strong"/>
-        </w:rPr>
-        <w:t xml:space="preserve"> </w:t>
-      </w:r>
-      <w:proofErr w:type="spellStart"/>
-      <w:r>
-        <w:rPr>
-          <w:rStyle w:val="Strong"/>
-        </w:rPr>
-        <w:t>two</w:t>
-      </w:r>
-      <w:proofErr w:type="spellEnd"/>
-      <w:r>
-        <w:rPr>
-          <w:rStyle w:val="Strong"/>
-        </w:rPr>
-        <w:t xml:space="preserve"> </w:t>
-      </w:r>
-      <w:proofErr w:type="spellStart"/>
-      <w:r>
-        <w:rPr>
-          <w:rStyle w:val="Strong"/>
-        </w:rPr>
-        <w:t>existing</w:t>
-      </w:r>
-      <w:proofErr w:type="spellEnd"/>
-      <w:r>
-        <w:rPr>
-          <w:rStyle w:val="Strong"/>
-        </w:rPr>
-        <w:t xml:space="preserve"> data </w:t>
-      </w:r>
-      <w:proofErr w:type="spellStart"/>
-      <w:r>
-        <w:rPr>
-          <w:rStyle w:val="Strong"/>
-        </w:rPr>
-        <w:t>governance</w:t>
-      </w:r>
-      <w:proofErr w:type="spellEnd"/>
-      <w:r>
-        <w:rPr>
-          <w:rStyle w:val="Strong"/>
-        </w:rPr>
-        <w:t xml:space="preserve"> </w:t>
-      </w:r>
-      <w:proofErr w:type="spellStart"/>
-      <w:r>
-        <w:rPr>
-          <w:rStyle w:val="Strong"/>
-        </w:rPr>
-        <w:t>tools</w:t>
-      </w:r>
-      <w:proofErr w:type="spellEnd"/>
-      <w:r>
-        <w:rPr>
-          <w:rStyle w:val="Strong"/>
-        </w:rPr>
-        <w:t xml:space="preserve"> </w:t>
-      </w:r>
-      <w:proofErr w:type="spellStart"/>
-      <w:r>
-        <w:rPr>
-          <w:rStyle w:val="Strong"/>
-        </w:rPr>
-        <w:t>or</w:t>
-      </w:r>
-      <w:proofErr w:type="spellEnd"/>
-      <w:r>
-        <w:rPr>
-          <w:rStyle w:val="Strong"/>
-        </w:rPr>
-        <w:t xml:space="preserve"> </w:t>
-      </w:r>
-      <w:proofErr w:type="spellStart"/>
-      <w:r>
-        <w:rPr>
-          <w:rStyle w:val="Strong"/>
-        </w:rPr>
-        <w:t>platforms</w:t>
-      </w:r>
-      <w:proofErr w:type="spellEnd"/>
-      <w:r>
-        <w:t xml:space="preserve"> </w:t>
-      </w:r>
-      <w:proofErr w:type="spellStart"/>
-      <w:r>
-        <w:t>that</w:t>
-      </w:r>
-      <w:proofErr w:type="spellEnd"/>
-      <w:r>
-        <w:t xml:space="preserve"> </w:t>
-      </w:r>
-      <w:proofErr w:type="spellStart"/>
-      <w:r>
-        <w:t>could</w:t>
-      </w:r>
-      <w:proofErr w:type="spellEnd"/>
-      <w:r>
-        <w:t xml:space="preserve"> </w:t>
-      </w:r>
-      <w:proofErr w:type="spellStart"/>
-      <w:r>
-        <w:t>help</w:t>
-      </w:r>
-      <w:proofErr w:type="spellEnd"/>
-      <w:r>
-        <w:t xml:space="preserve"> </w:t>
-      </w:r>
-      <w:proofErr w:type="spellStart"/>
-      <w:r>
-        <w:t>your</w:t>
-      </w:r>
-      <w:proofErr w:type="spellEnd"/>
-      <w:r>
-        <w:t xml:space="preserve"> </w:t>
-      </w:r>
-      <w:proofErr w:type="spellStart"/>
-      <w:r>
-        <w:t>organization</w:t>
-      </w:r>
-      <w:proofErr w:type="spellEnd"/>
-      <w:r>
-        <w:t>.</w:t>
+        <w:t xml:space="preserve"> that could help your organization.</w:t>
       </w:r>
     </w:p>
     <w:p>
@@ -1638,47 +1048,7 @@
         <w:pStyle w:val="NormalWeb"/>
       </w:pPr>
       <w:r>
-        <w:t xml:space="preserve">You </w:t>
-      </w:r>
-      <w:proofErr w:type="spellStart"/>
-      <w:r>
-        <w:t>may</w:t>
-      </w:r>
-      <w:proofErr w:type="spellEnd"/>
-      <w:r>
-        <w:t xml:space="preserve"> </w:t>
-      </w:r>
-      <w:proofErr w:type="spellStart"/>
-      <w:r>
-        <w:t>choose</w:t>
-      </w:r>
-      <w:proofErr w:type="spellEnd"/>
-      <w:r>
-        <w:t xml:space="preserve"> </w:t>
-      </w:r>
-      <w:proofErr w:type="spellStart"/>
-      <w:r>
-        <w:t>from</w:t>
-      </w:r>
-      <w:proofErr w:type="spellEnd"/>
-      <w:r>
-        <w:t xml:space="preserve"> </w:t>
-      </w:r>
-      <w:proofErr w:type="spellStart"/>
-      <w:r>
-        <w:t>examples</w:t>
-      </w:r>
-      <w:proofErr w:type="spellEnd"/>
-      <w:r>
-        <w:t xml:space="preserve"> </w:t>
-      </w:r>
-      <w:proofErr w:type="spellStart"/>
-      <w:r>
-        <w:t>such</w:t>
-      </w:r>
-      <w:proofErr w:type="spellEnd"/>
-      <w:r>
-        <w:t xml:space="preserve"> as:</w:t>
+        <w:t>You may choose from examples such as:</w:t>
       </w:r>
     </w:p>
     <w:p>
@@ -1702,15 +1072,7 @@
         <w:spacing w:before="100" w:beforeAutospacing="1" w:after="100" w:afterAutospacing="1" w:line="240" w:lineRule="auto"/>
       </w:pPr>
       <w:r>
-        <w:t xml:space="preserve">Google Cloud </w:t>
-      </w:r>
-      <w:proofErr w:type="spellStart"/>
-      <w:r>
-        <w:t>Dataplex</w:t>
-      </w:r>
-      <w:proofErr w:type="spellEnd"/>
-      <w:r>
-        <w:t xml:space="preserve"> </w:t>
+        <w:t xml:space="preserve">Google Cloud Dataplex </w:t>
       </w:r>
     </w:p>
     <w:p>
@@ -1793,13 +1155,8 @@
         </w:numPr>
         <w:spacing w:before="100" w:beforeAutospacing="1" w:after="100" w:afterAutospacing="1" w:line="240" w:lineRule="auto"/>
       </w:pPr>
-      <w:proofErr w:type="spellStart"/>
       <w:r>
-        <w:t>OpenMetadata</w:t>
-      </w:r>
-      <w:proofErr w:type="spellEnd"/>
-      <w:r>
-        <w:t xml:space="preserve"> </w:t>
+        <w:t xml:space="preserve">OpenMetadata </w:t>
       </w:r>
     </w:p>
     <w:p>
@@ -1810,13 +1167,8 @@
         </w:numPr>
         <w:spacing w:before="100" w:beforeAutospacing="1" w:after="100" w:afterAutospacing="1" w:line="240" w:lineRule="auto"/>
       </w:pPr>
-      <w:proofErr w:type="spellStart"/>
       <w:r>
-        <w:t>DataHub</w:t>
-      </w:r>
-      <w:proofErr w:type="spellEnd"/>
-      <w:r>
-        <w:t xml:space="preserve"> </w:t>
+        <w:t xml:space="preserve">DataHub </w:t>
       </w:r>
     </w:p>
     <w:p>
@@ -1824,39 +1176,7 @@
         <w:pStyle w:val="NormalWeb"/>
       </w:pPr>
       <w:r>
-        <w:t xml:space="preserve">For </w:t>
-      </w:r>
-      <w:proofErr w:type="spellStart"/>
-      <w:r>
-        <w:t>each</w:t>
-      </w:r>
-      <w:proofErr w:type="spellEnd"/>
-      <w:r>
-        <w:t xml:space="preserve"> </w:t>
-      </w:r>
-      <w:proofErr w:type="spellStart"/>
-      <w:r>
-        <w:t>selected</w:t>
-      </w:r>
-      <w:proofErr w:type="spellEnd"/>
-      <w:r>
-        <w:t xml:space="preserve"> </w:t>
-      </w:r>
-      <w:proofErr w:type="spellStart"/>
-      <w:r>
-        <w:t>tool</w:t>
-      </w:r>
-      <w:proofErr w:type="spellEnd"/>
-      <w:r>
-        <w:t xml:space="preserve">, </w:t>
-      </w:r>
-      <w:proofErr w:type="spellStart"/>
-      <w:r>
-        <w:t>answer</w:t>
-      </w:r>
-      <w:proofErr w:type="spellEnd"/>
-      <w:r>
-        <w:t>:</w:t>
+        <w:t>For each selected tool, answer:</w:t>
       </w:r>
     </w:p>
     <w:p>
@@ -1880,23 +1200,7 @@
         <w:spacing w:before="100" w:beforeAutospacing="1" w:after="100" w:afterAutospacing="1" w:line="240" w:lineRule="auto"/>
       </w:pPr>
       <w:r>
-        <w:t xml:space="preserve">Which governance problems </w:t>
-      </w:r>
-      <w:proofErr w:type="gramStart"/>
-      <w:r>
-        <w:t>does</w:t>
-      </w:r>
-      <w:proofErr w:type="gramEnd"/>
-      <w:r>
-        <w:t xml:space="preserve"> </w:t>
-      </w:r>
-      <w:proofErr w:type="gramStart"/>
-      <w:r>
-        <w:t>it</w:t>
-      </w:r>
-      <w:proofErr w:type="gramEnd"/>
-      <w:r>
-        <w:t xml:space="preserve"> help solve? </w:t>
+        <w:t xml:space="preserve">Which governance problems does it help solve? </w:t>
       </w:r>
     </w:p>
     <w:p>
@@ -1928,127 +1232,7 @@
         <w:pStyle w:val="NormalWeb"/>
       </w:pPr>
       <w:r>
-        <w:t xml:space="preserve">You do </w:t>
-      </w:r>
-      <w:proofErr w:type="spellStart"/>
-      <w:r>
-        <w:t>not</w:t>
-      </w:r>
-      <w:proofErr w:type="spellEnd"/>
-      <w:r>
-        <w:t xml:space="preserve"> </w:t>
-      </w:r>
-      <w:proofErr w:type="spellStart"/>
-      <w:r>
-        <w:t>need</w:t>
-      </w:r>
-      <w:proofErr w:type="spellEnd"/>
-      <w:r>
-        <w:t xml:space="preserve"> a </w:t>
-      </w:r>
-      <w:proofErr w:type="spellStart"/>
-      <w:r>
-        <w:t>detailed</w:t>
-      </w:r>
-      <w:proofErr w:type="spellEnd"/>
-      <w:r>
-        <w:t xml:space="preserve"> </w:t>
-      </w:r>
-      <w:proofErr w:type="spellStart"/>
-      <w:r>
-        <w:t>technical</w:t>
-      </w:r>
-      <w:proofErr w:type="spellEnd"/>
-      <w:r>
-        <w:t xml:space="preserve"> </w:t>
-      </w:r>
-      <w:proofErr w:type="spellStart"/>
-      <w:r>
-        <w:t>comparison</w:t>
-      </w:r>
-      <w:proofErr w:type="spellEnd"/>
-      <w:r>
-        <w:t xml:space="preserve">. </w:t>
-      </w:r>
-      <w:proofErr w:type="spellStart"/>
-      <w:r>
-        <w:t>Focus</w:t>
-      </w:r>
-      <w:proofErr w:type="spellEnd"/>
-      <w:r>
-        <w:t xml:space="preserve"> on </w:t>
-      </w:r>
-      <w:proofErr w:type="spellStart"/>
-      <w:r>
-        <w:t>the</w:t>
-      </w:r>
-      <w:proofErr w:type="spellEnd"/>
-      <w:r>
-        <w:t xml:space="preserve"> </w:t>
-      </w:r>
-      <w:proofErr w:type="spellStart"/>
-      <w:r>
-        <w:t>connection</w:t>
-      </w:r>
-      <w:proofErr w:type="spellEnd"/>
-      <w:r>
-        <w:t xml:space="preserve"> </w:t>
-      </w:r>
-      <w:proofErr w:type="spellStart"/>
-      <w:r>
-        <w:t>between</w:t>
-      </w:r>
-      <w:proofErr w:type="spellEnd"/>
-      <w:r>
-        <w:t xml:space="preserve"> </w:t>
-      </w:r>
-      <w:proofErr w:type="spellStart"/>
-      <w:r>
-        <w:t>the</w:t>
-      </w:r>
-      <w:proofErr w:type="spellEnd"/>
-      <w:r>
-        <w:t xml:space="preserve"> </w:t>
-      </w:r>
-      <w:proofErr w:type="spellStart"/>
-      <w:r>
-        <w:t>tool</w:t>
-      </w:r>
-      <w:proofErr w:type="spellEnd"/>
-      <w:r>
-        <w:t xml:space="preserve"> </w:t>
-      </w:r>
-      <w:proofErr w:type="spellStart"/>
-      <w:r>
-        <w:t>and</w:t>
-      </w:r>
-      <w:proofErr w:type="spellEnd"/>
-      <w:r>
-        <w:t xml:space="preserve"> </w:t>
-      </w:r>
-      <w:proofErr w:type="spellStart"/>
-      <w:r>
-        <w:t>your</w:t>
-      </w:r>
-      <w:proofErr w:type="spellEnd"/>
-      <w:r>
-        <w:t xml:space="preserve"> </w:t>
-      </w:r>
-      <w:proofErr w:type="spellStart"/>
-      <w:r>
-        <w:t>governance</w:t>
-      </w:r>
-      <w:proofErr w:type="spellEnd"/>
-      <w:r>
-        <w:t xml:space="preserve"> </w:t>
-      </w:r>
-      <w:proofErr w:type="spellStart"/>
-      <w:r>
-        <w:t>needs</w:t>
-      </w:r>
-      <w:proofErr w:type="spellEnd"/>
-      <w:r>
-        <w:t>.</w:t>
+        <w:t>You do not need a detailed technical comparison. Focus on the connection between the tool and your governance needs.</w:t>
       </w:r>
     </w:p>
     <w:p>
@@ -2063,77 +1247,8 @@
       <w:pPr>
         <w:pStyle w:val="NormalWeb"/>
       </w:pPr>
-      <w:proofErr w:type="spellStart"/>
       <w:r>
-        <w:t>Assess</w:t>
-      </w:r>
-      <w:proofErr w:type="spellEnd"/>
-      <w:r>
-        <w:t xml:space="preserve"> </w:t>
-      </w:r>
-      <w:proofErr w:type="spellStart"/>
-      <w:r>
-        <w:t>the</w:t>
-      </w:r>
-      <w:proofErr w:type="spellEnd"/>
-      <w:r>
-        <w:t xml:space="preserve"> </w:t>
-      </w:r>
-      <w:proofErr w:type="spellStart"/>
-      <w:r>
-        <w:t>organization’s</w:t>
-      </w:r>
-      <w:proofErr w:type="spellEnd"/>
-      <w:r>
-        <w:t xml:space="preserve"> </w:t>
-      </w:r>
-      <w:proofErr w:type="spellStart"/>
-      <w:r>
-        <w:t>current</w:t>
-      </w:r>
-      <w:proofErr w:type="spellEnd"/>
-      <w:r>
-        <w:t xml:space="preserve"> data </w:t>
-      </w:r>
-      <w:proofErr w:type="spellStart"/>
-      <w:r>
-        <w:t>governance</w:t>
-      </w:r>
-      <w:proofErr w:type="spellEnd"/>
-      <w:r>
-        <w:t xml:space="preserve"> </w:t>
-      </w:r>
-      <w:proofErr w:type="spellStart"/>
-      <w:r>
-        <w:t>maturity</w:t>
-      </w:r>
-      <w:proofErr w:type="spellEnd"/>
-      <w:r>
-        <w:t xml:space="preserve"> </w:t>
-      </w:r>
-      <w:proofErr w:type="spellStart"/>
-      <w:r>
-        <w:t>level</w:t>
-      </w:r>
-      <w:proofErr w:type="spellEnd"/>
-      <w:r>
-        <w:t xml:space="preserve">. </w:t>
-      </w:r>
-      <w:proofErr w:type="spellStart"/>
-      <w:r>
-        <w:t>Choose</w:t>
-      </w:r>
-      <w:proofErr w:type="spellEnd"/>
-      <w:r>
-        <w:t xml:space="preserve"> one </w:t>
-      </w:r>
-      <w:proofErr w:type="spellStart"/>
-      <w:r>
-        <w:t>level</w:t>
-      </w:r>
-      <w:proofErr w:type="spellEnd"/>
-      <w:r>
-        <w:t>:</w:t>
+        <w:t>Assess the organization’s current data governance maturity level. Choose one level:</w:t>
       </w:r>
     </w:p>
     <w:tbl>
@@ -2333,52 +1448,15 @@
       <w:pPr>
         <w:pStyle w:val="NormalWeb"/>
       </w:pPr>
-      <w:proofErr w:type="spellStart"/>
       <w:r>
-        <w:t>Explain</w:t>
-      </w:r>
-      <w:proofErr w:type="spellEnd"/>
-      <w:r>
-        <w:t xml:space="preserve"> </w:t>
-      </w:r>
-      <w:proofErr w:type="spellStart"/>
-      <w:r>
-        <w:t>your</w:t>
-      </w:r>
-      <w:proofErr w:type="spellEnd"/>
-      <w:r>
-        <w:t xml:space="preserve"> </w:t>
-      </w:r>
-      <w:proofErr w:type="spellStart"/>
-      <w:r>
-        <w:t>choice</w:t>
-      </w:r>
-      <w:proofErr w:type="spellEnd"/>
-      <w:r>
-        <w:t xml:space="preserve"> </w:t>
-      </w:r>
-      <w:proofErr w:type="spellStart"/>
-      <w:r>
-        <w:t>in</w:t>
-      </w:r>
-      <w:proofErr w:type="spellEnd"/>
-      <w:r>
-        <w:t xml:space="preserve"> </w:t>
+        <w:t xml:space="preserve">Explain your choice in </w:t>
       </w:r>
       <w:r>
         <w:rPr>
           <w:rStyle w:val="Strong"/>
         </w:rPr>
-        <w:t xml:space="preserve">2–3 </w:t>
+        <w:t>2–3 sentences</w:t>
       </w:r>
-      <w:proofErr w:type="spellStart"/>
-      <w:r>
-        <w:rPr>
-          <w:rStyle w:val="Strong"/>
-        </w:rPr>
-        <w:t>sentences</w:t>
-      </w:r>
-      <w:proofErr w:type="spellEnd"/>
       <w:r>
         <w:t>.</w:t>
       </w:r>
@@ -2395,53 +1473,8 @@
       <w:pPr>
         <w:pStyle w:val="NormalWeb"/>
       </w:pPr>
-      <w:proofErr w:type="spellStart"/>
       <w:r>
-        <w:t>Identify</w:t>
-      </w:r>
-      <w:proofErr w:type="spellEnd"/>
-      <w:r>
-        <w:t xml:space="preserve"> one </w:t>
-      </w:r>
-      <w:proofErr w:type="spellStart"/>
-      <w:r>
-        <w:t>example</w:t>
-      </w:r>
-      <w:proofErr w:type="spellEnd"/>
-      <w:r>
-        <w:t xml:space="preserve"> for </w:t>
-      </w:r>
-      <w:proofErr w:type="spellStart"/>
-      <w:r>
-        <w:t>each</w:t>
-      </w:r>
-      <w:proofErr w:type="spellEnd"/>
-      <w:r>
-        <w:t xml:space="preserve"> </w:t>
-      </w:r>
-      <w:proofErr w:type="spellStart"/>
-      <w:r>
-        <w:t>type</w:t>
-      </w:r>
-      <w:proofErr w:type="spellEnd"/>
-      <w:r>
-        <w:t xml:space="preserve"> </w:t>
-      </w:r>
-      <w:proofErr w:type="spellStart"/>
-      <w:r>
-        <w:t>of</w:t>
-      </w:r>
-      <w:proofErr w:type="spellEnd"/>
-      <w:r>
-        <w:t xml:space="preserve"> </w:t>
-      </w:r>
-      <w:proofErr w:type="spellStart"/>
-      <w:r>
-        <w:t>impact</w:t>
-      </w:r>
-      <w:proofErr w:type="spellEnd"/>
-      <w:r>
-        <w:t>:</w:t>
+        <w:t>Identify one example for each type of impact:</w:t>
       </w:r>
     </w:p>
     <w:tbl>
@@ -2622,105 +1655,25 @@
       <w:pPr>
         <w:pStyle w:val="NormalWeb"/>
       </w:pPr>
-      <w:proofErr w:type="spellStart"/>
       <w:r>
-        <w:t>Propose</w:t>
+        <w:t xml:space="preserve">Propose </w:t>
       </w:r>
-      <w:proofErr w:type="spellEnd"/>
-      <w:r>
-        <w:t xml:space="preserve"> </w:t>
-      </w:r>
-      <w:proofErr w:type="spellStart"/>
       <w:r>
         <w:rPr>
           <w:rStyle w:val="Strong"/>
         </w:rPr>
-        <w:t>three</w:t>
+        <w:t>three concrete recommendations</w:t>
       </w:r>
-      <w:proofErr w:type="spellEnd"/>
       <w:r>
-        <w:rPr>
-          <w:rStyle w:val="Strong"/>
-        </w:rPr>
-        <w:t xml:space="preserve"> </w:t>
-      </w:r>
-      <w:proofErr w:type="spellStart"/>
-      <w:r>
-        <w:rPr>
-          <w:rStyle w:val="Strong"/>
-        </w:rPr>
-        <w:t>concrete</w:t>
-      </w:r>
-      <w:proofErr w:type="spellEnd"/>
-      <w:r>
-        <w:rPr>
-          <w:rStyle w:val="Strong"/>
-        </w:rPr>
-        <w:t xml:space="preserve"> </w:t>
-      </w:r>
-      <w:proofErr w:type="spellStart"/>
-      <w:r>
-        <w:rPr>
-          <w:rStyle w:val="Strong"/>
-        </w:rPr>
-        <w:t>recommendations</w:t>
-      </w:r>
-      <w:proofErr w:type="spellEnd"/>
-      <w:r>
-        <w:t xml:space="preserve"> for </w:t>
-      </w:r>
-      <w:proofErr w:type="spellStart"/>
-      <w:r>
-        <w:t>improving</w:t>
-      </w:r>
-      <w:proofErr w:type="spellEnd"/>
-      <w:r>
-        <w:t xml:space="preserve"> data </w:t>
-      </w:r>
-      <w:proofErr w:type="spellStart"/>
-      <w:r>
-        <w:t>governance</w:t>
-      </w:r>
-      <w:proofErr w:type="spellEnd"/>
-      <w:r>
-        <w:t xml:space="preserve"> </w:t>
-      </w:r>
-      <w:proofErr w:type="spellStart"/>
-      <w:r>
-        <w:t>in</w:t>
-      </w:r>
-      <w:proofErr w:type="spellEnd"/>
-      <w:r>
-        <w:t xml:space="preserve"> </w:t>
-      </w:r>
-      <w:proofErr w:type="spellStart"/>
-      <w:r>
-        <w:t>your</w:t>
-      </w:r>
-      <w:proofErr w:type="spellEnd"/>
-      <w:r>
-        <w:t xml:space="preserve"> </w:t>
-      </w:r>
-      <w:proofErr w:type="spellStart"/>
-      <w:r>
-        <w:t>scenario</w:t>
-      </w:r>
-      <w:proofErr w:type="spellEnd"/>
-      <w:r>
-        <w:t>.</w:t>
+        <w:t xml:space="preserve"> for improving data governance in your scenario.</w:t>
       </w:r>
     </w:p>
     <w:p>
       <w:pPr>
         <w:pStyle w:val="NormalWeb"/>
       </w:pPr>
-      <w:proofErr w:type="spellStart"/>
       <w:r>
-        <w:t>Examples</w:t>
-      </w:r>
-      <w:proofErr w:type="spellEnd"/>
-      <w:r>
-        <w:t>:</w:t>
+        <w:t>Examples:</w:t>
       </w:r>
     </w:p>
     <w:p>
@@ -2813,162 +1766,16 @@
         <w:pStyle w:val="NormalWeb"/>
       </w:pPr>
       <w:r>
-        <w:t xml:space="preserve">At </w:t>
-      </w:r>
-      <w:proofErr w:type="spellStart"/>
-      <w:r>
-        <w:t>the</w:t>
-      </w:r>
-      <w:proofErr w:type="spellEnd"/>
-      <w:r>
-        <w:t xml:space="preserve"> </w:t>
-      </w:r>
-      <w:proofErr w:type="spellStart"/>
-      <w:r>
-        <w:t>end</w:t>
-      </w:r>
-      <w:proofErr w:type="spellEnd"/>
-      <w:r>
-        <w:t xml:space="preserve"> </w:t>
-      </w:r>
-      <w:proofErr w:type="spellStart"/>
-      <w:r>
-        <w:t>of</w:t>
-      </w:r>
-      <w:proofErr w:type="spellEnd"/>
-      <w:r>
-        <w:t xml:space="preserve"> </w:t>
-      </w:r>
-      <w:proofErr w:type="spellStart"/>
-      <w:r>
-        <w:t>the</w:t>
-      </w:r>
-      <w:proofErr w:type="spellEnd"/>
-      <w:r>
-        <w:t xml:space="preserve"> </w:t>
-      </w:r>
-      <w:proofErr w:type="spellStart"/>
-      <w:r>
-        <w:t>exercise</w:t>
-      </w:r>
-      <w:proofErr w:type="spellEnd"/>
-      <w:r>
-        <w:t xml:space="preserve">, </w:t>
-      </w:r>
-      <w:proofErr w:type="spellStart"/>
-      <w:r>
-        <w:t>each</w:t>
-      </w:r>
-      <w:proofErr w:type="spellEnd"/>
-      <w:r>
-        <w:t xml:space="preserve"> </w:t>
-      </w:r>
-      <w:proofErr w:type="spellStart"/>
-      <w:r>
-        <w:t>group</w:t>
-      </w:r>
-      <w:proofErr w:type="spellEnd"/>
-      <w:r>
-        <w:t xml:space="preserve"> </w:t>
-      </w:r>
-      <w:proofErr w:type="spellStart"/>
-      <w:r>
-        <w:t>should</w:t>
-      </w:r>
-      <w:proofErr w:type="spellEnd"/>
-      <w:r>
-        <w:t xml:space="preserve"> </w:t>
-      </w:r>
-      <w:proofErr w:type="spellStart"/>
-      <w:r>
-        <w:t>submit</w:t>
-      </w:r>
-      <w:proofErr w:type="spellEnd"/>
-      <w:r>
-        <w:t xml:space="preserve"> </w:t>
-      </w:r>
-      <w:proofErr w:type="spellStart"/>
-      <w:r>
-        <w:t>or</w:t>
-      </w:r>
-      <w:proofErr w:type="spellEnd"/>
-      <w:r>
-        <w:t xml:space="preserve"> </w:t>
-      </w:r>
-      <w:proofErr w:type="spellStart"/>
-      <w:r>
-        <w:t>present</w:t>
-      </w:r>
-      <w:proofErr w:type="spellEnd"/>
-      <w:r>
-        <w:t xml:space="preserve"> </w:t>
+        <w:t xml:space="preserve">At the end of the exercise, each group should submit or present </w:t>
       </w:r>
       <w:r>
         <w:rPr>
           <w:rStyle w:val="Strong"/>
         </w:rPr>
-        <w:t xml:space="preserve">one </w:t>
+        <w:t>one slide or one-page summary</w:t>
       </w:r>
-      <w:proofErr w:type="spellStart"/>
       <w:r>
-        <w:rPr>
-          <w:rStyle w:val="Strong"/>
-        </w:rPr>
-        <w:t>slide</w:t>
-      </w:r>
-      <w:proofErr w:type="spellEnd"/>
-      <w:r>
-        <w:rPr>
-          <w:rStyle w:val="Strong"/>
-        </w:rPr>
-        <w:t xml:space="preserve"> </w:t>
-      </w:r>
-      <w:proofErr w:type="spellStart"/>
-      <w:r>
-        <w:rPr>
-          <w:rStyle w:val="Strong"/>
-        </w:rPr>
-        <w:t>or</w:t>
-      </w:r>
-      <w:proofErr w:type="spellEnd"/>
-      <w:r>
-        <w:rPr>
-          <w:rStyle w:val="Strong"/>
-        </w:rPr>
-        <w:t xml:space="preserve"> one-</w:t>
-      </w:r>
-      <w:proofErr w:type="spellStart"/>
-      <w:r>
-        <w:rPr>
-          <w:rStyle w:val="Strong"/>
-        </w:rPr>
-        <w:t>page</w:t>
-      </w:r>
-      <w:proofErr w:type="spellEnd"/>
-      <w:r>
-        <w:rPr>
-          <w:rStyle w:val="Strong"/>
-        </w:rPr>
-        <w:t xml:space="preserve"> </w:t>
-      </w:r>
-      <w:proofErr w:type="spellStart"/>
-      <w:r>
-        <w:rPr>
-          <w:rStyle w:val="Strong"/>
-        </w:rPr>
-        <w:t>summary</w:t>
-      </w:r>
-      <w:proofErr w:type="spellEnd"/>
-      <w:r>
-        <w:t xml:space="preserve"> </w:t>
-      </w:r>
-      <w:proofErr w:type="spellStart"/>
-      <w:r>
-        <w:t>containing</w:t>
-      </w:r>
-      <w:proofErr w:type="spellEnd"/>
-      <w:r>
-        <w:t>:</w:t>
+        <w:t xml:space="preserve"> containing:</w:t>
       </w:r>
     </w:p>
     <w:p>
@@ -3004,15 +1811,7 @@
         <w:spacing w:before="100" w:beforeAutospacing="1" w:after="100" w:afterAutospacing="1" w:line="240" w:lineRule="auto"/>
       </w:pPr>
       <w:r>
-        <w:t xml:space="preserve">Mini </w:t>
-      </w:r>
-      <w:proofErr w:type="gramStart"/>
-      <w:r>
-        <w:t>data governance policy</w:t>
-      </w:r>
-      <w:proofErr w:type="gramEnd"/>
-      <w:r>
-        <w:t xml:space="preserve"> </w:t>
+        <w:t xml:space="preserve">Mini data governance policy </w:t>
       </w:r>
     </w:p>
     <w:p>
@@ -3353,84 +2152,15 @@
       <w:pPr>
         <w:pStyle w:val="NormalWeb"/>
       </w:pPr>
-      <w:proofErr w:type="spellStart"/>
       <w:r>
-        <w:t>Each</w:t>
-      </w:r>
-      <w:proofErr w:type="spellEnd"/>
-      <w:r>
-        <w:t xml:space="preserve"> </w:t>
-      </w:r>
-      <w:proofErr w:type="spellStart"/>
-      <w:r>
-        <w:t>group</w:t>
-      </w:r>
-      <w:proofErr w:type="spellEnd"/>
-      <w:r>
-        <w:t xml:space="preserve"> </w:t>
-      </w:r>
-      <w:proofErr w:type="spellStart"/>
-      <w:r>
-        <w:t>will</w:t>
-      </w:r>
-      <w:proofErr w:type="spellEnd"/>
-      <w:r>
-        <w:t xml:space="preserve"> </w:t>
-      </w:r>
-      <w:proofErr w:type="spellStart"/>
-      <w:r>
-        <w:t>briefly</w:t>
-      </w:r>
-      <w:proofErr w:type="spellEnd"/>
-      <w:r>
-        <w:t xml:space="preserve"> </w:t>
-      </w:r>
-      <w:proofErr w:type="spellStart"/>
-      <w:r>
-        <w:t>present</w:t>
-      </w:r>
-      <w:proofErr w:type="spellEnd"/>
-      <w:r>
-        <w:t xml:space="preserve"> </w:t>
-      </w:r>
-      <w:proofErr w:type="spellStart"/>
-      <w:r>
-        <w:t>its</w:t>
-      </w:r>
-      <w:proofErr w:type="spellEnd"/>
-      <w:r>
-        <w:t xml:space="preserve"> </w:t>
-      </w:r>
-      <w:proofErr w:type="spellStart"/>
-      <w:r>
-        <w:t>results</w:t>
-      </w:r>
-      <w:proofErr w:type="spellEnd"/>
-      <w:r>
-        <w:t xml:space="preserve"> </w:t>
-      </w:r>
-      <w:proofErr w:type="spellStart"/>
-      <w:r>
-        <w:t>in</w:t>
-      </w:r>
-      <w:proofErr w:type="spellEnd"/>
-      <w:r>
-        <w:t xml:space="preserve"> </w:t>
+        <w:t xml:space="preserve">Each group will briefly present its results in </w:t>
       </w:r>
       <w:r>
         <w:rPr>
           <w:rStyle w:val="Strong"/>
         </w:rPr>
-        <w:t xml:space="preserve">2 </w:t>
+        <w:t>2 minutes</w:t>
       </w:r>
-      <w:proofErr w:type="spellStart"/>
-      <w:r>
-        <w:rPr>
-          <w:rStyle w:val="Strong"/>
-        </w:rPr>
-        <w:t>minutes</w:t>
-      </w:r>
-      <w:proofErr w:type="spellEnd"/>
       <w:r>
         <w:t>.</w:t>
       </w:r>
@@ -3439,37 +2169,8 @@
       <w:pPr>
         <w:pStyle w:val="NormalWeb"/>
       </w:pPr>
-      <w:proofErr w:type="spellStart"/>
       <w:r>
-        <w:t>The</w:t>
-      </w:r>
-      <w:proofErr w:type="spellEnd"/>
-      <w:r>
-        <w:t xml:space="preserve"> </w:t>
-      </w:r>
-      <w:proofErr w:type="spellStart"/>
-      <w:r>
-        <w:t>presentation</w:t>
-      </w:r>
-      <w:proofErr w:type="spellEnd"/>
-      <w:r>
-        <w:t xml:space="preserve"> </w:t>
-      </w:r>
-      <w:proofErr w:type="spellStart"/>
-      <w:r>
-        <w:t>should</w:t>
-      </w:r>
-      <w:proofErr w:type="spellEnd"/>
-      <w:r>
-        <w:t xml:space="preserve"> </w:t>
-      </w:r>
-      <w:proofErr w:type="spellStart"/>
-      <w:r>
-        <w:t>answer</w:t>
-      </w:r>
-      <w:proofErr w:type="spellEnd"/>
-      <w:r>
-        <w:t>:</w:t>
+        <w:t>The presentation should answer:</w:t>
       </w:r>
     </w:p>
     <w:p>
